--- a/docs/05-数据备份指南.docx
+++ b/docs/05-数据备份指南.docx
@@ -2638,20 +2638,17 @@
           <w:color w:val="1D1D1F"/>
           <w:sz w:val="26"/>
         </w:rPr>
-        <w:t>6.4 在手机上使用的两种部署方式</w:t>
+        <w:t>6.4 部署与 PWA 安装（已完成 · 2026-10-29）</w:t>
       </w:r>
     </w:p>
     <w:p>
-      <w:pPr>
-        <w:pStyle w:val="ListNumber"/>
-      </w:pPr>
       <w:r>
         <w:rPr>
           <w:rFonts w:ascii="Arial" w:hAnsi="Arial" w:eastAsia="Microsoft YaHei"/>
           <w:b/>
           <w:sz w:val="22"/>
         </w:rPr>
-        <w:t>局域网临时试用</w:t>
+        <w:t>永久网址（GitHub Pages）</w:t>
       </w:r>
       <w:r>
         <w:rPr>
@@ -2659,7 +2656,334 @@
           <w:b w:val="0"/>
           <w:sz w:val="22"/>
         </w:rPr>
-        <w:t xml:space="preserve">：电脑与手机连同一 Wi-Fi，电脑运行 </w:t>
+        <w:t>：</w:t>
+      </w:r>
+    </w:p>
+    <w:p>
+      <w:pPr>
+        <w:pStyle w:val="ListBullet"/>
+      </w:pPr>
+      <w:r>
+        <w:rPr>
+          <w:rFonts w:ascii="Arial" w:hAnsi="Arial" w:eastAsia="Microsoft YaHei"/>
+          <w:b w:val="0"/>
+          <w:sz w:val="22"/>
+        </w:rPr>
+        <w:t>仓库：https://github.com/shuieryigoko-del/Inspiration-Inbox （每次改动都有提交历史，可看版本、可回滚）</w:t>
+      </w:r>
+    </w:p>
+    <w:p>
+      <w:pPr>
+        <w:pStyle w:val="ListBullet"/>
+      </w:pPr>
+      <w:r>
+        <w:rPr>
+          <w:rFonts w:ascii="Arial" w:hAnsi="Arial" w:eastAsia="Microsoft YaHei"/>
+          <w:b w:val="0"/>
+          <w:sz w:val="22"/>
+        </w:rPr>
+        <w:t>应用：https://shuieryigoko-del.github.io/Inspiration-Inbox/ （自动跳转到 app/）</w:t>
+      </w:r>
+    </w:p>
+    <w:p>
+      <w:pPr>
+        <w:pStyle w:val="ListBullet"/>
+      </w:pPr>
+      <w:r>
+        <w:rPr>
+          <w:rFonts w:ascii="Arial" w:hAnsi="Arial" w:eastAsia="Microsoft YaHei"/>
+          <w:b w:val="0"/>
+          <w:sz w:val="22"/>
+        </w:rPr>
+        <w:t>打开时需 VPN；</w:t>
+      </w:r>
+      <w:r>
+        <w:rPr>
+          <w:rFonts w:ascii="Arial" w:hAnsi="Arial" w:eastAsia="Microsoft YaHei"/>
+          <w:b/>
+          <w:sz w:val="22"/>
+        </w:rPr>
+        <w:t>安装到主屏幕后日常使用完全离线、不需要 VPN</w:t>
+      </w:r>
+      <w:r>
+        <w:rPr>
+          <w:rFonts w:ascii="Arial" w:hAnsi="Arial" w:eastAsia="Microsoft YaHei"/>
+          <w:b w:val="0"/>
+          <w:sz w:val="22"/>
+        </w:rPr>
+        <w:t>；仅更新版本时需开 VPN 刷新一次。</w:t>
+      </w:r>
+    </w:p>
+    <w:p>
+      <w:pPr>
+        <w:pStyle w:val="ListBullet"/>
+      </w:pPr>
+      <w:r>
+        <w:rPr>
+          <w:rFonts w:ascii="Arial" w:hAnsi="Arial" w:eastAsia="Microsoft YaHei"/>
+          <w:b w:val="0"/>
+          <w:sz w:val="22"/>
+        </w:rPr>
+        <w:t>公开的只是空壳代码与文档，数据在各设备浏览器本地，任何人打开网址都看不到你的内容。</w:t>
+      </w:r>
+    </w:p>
+    <w:p>
+      <w:r>
+        <w:rPr>
+          <w:rFonts w:ascii="Arial" w:hAnsi="Arial" w:eastAsia="Microsoft YaHei"/>
+          <w:b/>
+          <w:sz w:val="22"/>
+        </w:rPr>
+        <w:t>三端"安装成 App"的方法（各做一次）</w:t>
+      </w:r>
+      <w:r>
+        <w:rPr>
+          <w:rFonts w:ascii="Arial" w:hAnsi="Arial" w:eastAsia="Microsoft YaHei"/>
+          <w:b w:val="0"/>
+          <w:sz w:val="22"/>
+        </w:rPr>
+        <w:t>：</w:t>
+      </w:r>
+    </w:p>
+    <w:tbl>
+      <w:tblPr>
+        <w:tblStyle w:val="LightGrid-Accent1"/>
+        <w:tblW w:type="auto" w:w="0"/>
+        <w:tblLook w:firstColumn="1" w:firstRow="1" w:lastColumn="0" w:lastRow="0" w:noHBand="0" w:noVBand="1" w:val="04A0"/>
+      </w:tblPr>
+      <w:tblGrid>
+        <w:gridCol w:w="2880"/>
+        <w:gridCol w:w="2880"/>
+        <w:gridCol w:w="2880"/>
+      </w:tblGrid>
+      <w:tr>
+        <w:tc>
+          <w:tcPr>
+            <w:tcW w:type="dxa" w:w="2880"/>
+          </w:tcPr>
+          <w:p>
+            <w:r/>
+            <w:r>
+              <w:rPr>
+                <w:rFonts w:ascii="Arial" w:hAnsi="Arial" w:eastAsia="Microsoft YaHei"/>
+                <w:b/>
+                <w:sz w:val="20"/>
+              </w:rPr>
+              <w:t>设备</w:t>
+            </w:r>
+          </w:p>
+        </w:tc>
+        <w:tc>
+          <w:tcPr>
+            <w:tcW w:type="dxa" w:w="2880"/>
+          </w:tcPr>
+          <w:p>
+            <w:r/>
+            <w:r>
+              <w:rPr>
+                <w:rFonts w:ascii="Arial" w:hAnsi="Arial" w:eastAsia="Microsoft YaHei"/>
+                <w:b/>
+                <w:sz w:val="20"/>
+              </w:rPr>
+              <w:t>浏览器</w:t>
+            </w:r>
+          </w:p>
+        </w:tc>
+        <w:tc>
+          <w:tcPr>
+            <w:tcW w:type="dxa" w:w="2880"/>
+          </w:tcPr>
+          <w:p>
+            <w:r/>
+            <w:r>
+              <w:rPr>
+                <w:rFonts w:ascii="Arial" w:hAnsi="Arial" w:eastAsia="Microsoft YaHei"/>
+                <w:b/>
+                <w:sz w:val="20"/>
+              </w:rPr>
+              <w:t>操作</w:t>
+            </w:r>
+          </w:p>
+        </w:tc>
+      </w:tr>
+      <w:tr>
+        <w:tc>
+          <w:tcPr>
+            <w:tcW w:type="dxa" w:w="2880"/>
+          </w:tcPr>
+          <w:p>
+            <w:r/>
+            <w:r>
+              <w:rPr>
+                <w:rFonts w:ascii="Arial" w:hAnsi="Arial" w:eastAsia="Microsoft YaHei"/>
+                <w:b w:val="0"/>
+                <w:sz w:val="20"/>
+              </w:rPr>
+              <w:t>电脑</w:t>
+            </w:r>
+          </w:p>
+        </w:tc>
+        <w:tc>
+          <w:tcPr>
+            <w:tcW w:type="dxa" w:w="2880"/>
+          </w:tcPr>
+          <w:p>
+            <w:r/>
+            <w:r>
+              <w:rPr>
+                <w:rFonts w:ascii="Arial" w:hAnsi="Arial" w:eastAsia="Microsoft YaHei"/>
+                <w:b w:val="0"/>
+                <w:sz w:val="20"/>
+              </w:rPr>
+              <w:t>Chrome / Edge</w:t>
+            </w:r>
+          </w:p>
+        </w:tc>
+        <w:tc>
+          <w:tcPr>
+            <w:tcW w:type="dxa" w:w="2880"/>
+          </w:tcPr>
+          <w:p>
+            <w:r/>
+            <w:r>
+              <w:rPr>
+                <w:rFonts w:ascii="Arial" w:hAnsi="Arial" w:eastAsia="Microsoft YaHei"/>
+                <w:b w:val="0"/>
+                <w:sz w:val="20"/>
+              </w:rPr>
+              <w:t>开 VPN 打开网址 → 地址栏右侧出现"安装"小图标（或菜单 → 安装此应用）→ 桌面与开始菜单出现图标，双击全屏运行</w:t>
+            </w:r>
+          </w:p>
+        </w:tc>
+      </w:tr>
+      <w:tr>
+        <w:tc>
+          <w:tcPr>
+            <w:tcW w:type="dxa" w:w="2880"/>
+          </w:tcPr>
+          <w:p>
+            <w:r/>
+            <w:r>
+              <w:rPr>
+                <w:rFonts w:ascii="Arial" w:hAnsi="Arial" w:eastAsia="Microsoft YaHei"/>
+                <w:b w:val="0"/>
+                <w:sz w:val="20"/>
+              </w:rPr>
+              <w:t>iPhone / iPad</w:t>
+            </w:r>
+          </w:p>
+        </w:tc>
+        <w:tc>
+          <w:tcPr>
+            <w:tcW w:type="dxa" w:w="2880"/>
+          </w:tcPr>
+          <w:p>
+            <w:r/>
+            <w:r>
+              <w:rPr>
+                <w:rFonts w:ascii="Arial" w:hAnsi="Arial" w:eastAsia="Microsoft YaHei"/>
+                <w:b w:val="0"/>
+                <w:sz w:val="20"/>
+              </w:rPr>
+              <w:t>必须用 Safari（iOS 版 Chrome 不支持安装）</w:t>
+            </w:r>
+          </w:p>
+        </w:tc>
+        <w:tc>
+          <w:tcPr>
+            <w:tcW w:type="dxa" w:w="2880"/>
+          </w:tcPr>
+          <w:p>
+            <w:r/>
+            <w:r>
+              <w:rPr>
+                <w:rFonts w:ascii="Arial" w:hAnsi="Arial" w:eastAsia="Microsoft YaHei"/>
+                <w:b w:val="0"/>
+                <w:sz w:val="20"/>
+              </w:rPr>
+              <w:t>开 VPN 用 Safari 打开网址 → 底部分享按钮 →「添加到主屏幕」→ 桌面出现图标</w:t>
+            </w:r>
+          </w:p>
+        </w:tc>
+      </w:tr>
+      <w:tr>
+        <w:tc>
+          <w:tcPr>
+            <w:tcW w:type="dxa" w:w="2880"/>
+          </w:tcPr>
+          <w:p>
+            <w:r/>
+            <w:r>
+              <w:rPr>
+                <w:rFonts w:ascii="Arial" w:hAnsi="Arial" w:eastAsia="Microsoft YaHei"/>
+                <w:b w:val="0"/>
+                <w:sz w:val="20"/>
+              </w:rPr>
+              <w:t>安卓</w:t>
+            </w:r>
+          </w:p>
+        </w:tc>
+        <w:tc>
+          <w:tcPr>
+            <w:tcW w:type="dxa" w:w="2880"/>
+          </w:tcPr>
+          <w:p>
+            <w:r/>
+            <w:r>
+              <w:rPr>
+                <w:rFonts w:ascii="Arial" w:hAnsi="Arial" w:eastAsia="Microsoft YaHei"/>
+                <w:b w:val="0"/>
+                <w:sz w:val="20"/>
+              </w:rPr>
+              <w:t>Chrome</w:t>
+            </w:r>
+          </w:p>
+        </w:tc>
+        <w:tc>
+          <w:tcPr>
+            <w:tcW w:type="dxa" w:w="2880"/>
+          </w:tcPr>
+          <w:p>
+            <w:r/>
+            <w:r>
+              <w:rPr>
+                <w:rFonts w:ascii="Arial" w:hAnsi="Arial" w:eastAsia="Microsoft YaHei"/>
+                <w:b w:val="0"/>
+                <w:sz w:val="20"/>
+              </w:rPr>
+              <w:t>开 VPN 打开网址 → 菜单 →「安装应用 / 添加到主屏幕」</w:t>
+            </w:r>
+          </w:p>
+        </w:tc>
+      </w:tr>
+    </w:tbl>
+    <w:p/>
+    <w:p>
+      <w:r>
+        <w:rPr>
+          <w:rFonts w:ascii="Arial" w:hAnsi="Arial" w:eastAsia="Microsoft YaHei"/>
+          <w:b w:val="0"/>
+          <w:sz w:val="22"/>
+        </w:rPr>
+        <w:t>安装后首次联网打开一次让 Service Worker 缓存完成，之后断网也能打开使用。iOS 注意：从主屏幕图标启动的 PWA 存储更持久；普通 Safari 标签页约 7 天不访问可能被系统清理。</w:t>
+      </w:r>
+    </w:p>
+    <w:p>
+      <w:r>
+        <w:rPr>
+          <w:rFonts w:ascii="Arial" w:hAnsi="Arial" w:eastAsia="Microsoft YaHei"/>
+          <w:b/>
+          <w:sz w:val="22"/>
+        </w:rPr>
+        <w:t>局域网临时试用（备用）</w:t>
+      </w:r>
+      <w:r>
+        <w:rPr>
+          <w:rFonts w:ascii="Arial" w:hAnsi="Arial" w:eastAsia="Microsoft YaHei"/>
+          <w:b w:val="0"/>
+          <w:sz w:val="22"/>
+        </w:rPr>
+        <w:t xml:space="preserve">：电脑与手机连同一 Wi-Fi，电脑在 app 目录运行 </w:t>
       </w:r>
       <w:r>
         <w:rPr>
@@ -2675,7 +2999,7 @@
           <w:b w:val="0"/>
           <w:sz w:val="22"/>
         </w:rPr>
-        <w:t xml:space="preserve">（首次允许 Windows 防火墙弹窗），查电脑局域网 IP（cmd 运行 ipconfig，如 192.168.1.20），手机浏览器访问 </w:t>
+        <w:t xml:space="preserve">（允许防火墙弹窗），手机浏览器访问 </w:t>
       </w:r>
       <w:r>
         <w:rPr>
@@ -2683,7 +3007,7 @@
           <w:b w:val="0"/>
           <w:sz w:val="20"/>
         </w:rPr>
-        <w:t>http://192.168.1.20:8765</w:t>
+        <w:t>http://电脑IP:8765</w:t>
       </w:r>
       <w:r>
         <w:rPr>
@@ -2691,20 +3015,17 @@
           <w:b w:val="0"/>
           <w:sz w:val="22"/>
         </w:rPr>
-        <w:t>。电脑关机/关服务后无法打开，但已录入数据保留在手机浏览器里。</w:t>
+        <w:t>（cmd 运行 ipconfig 查 IPv4 地址）。</w:t>
       </w:r>
     </w:p>
     <w:p>
-      <w:pPr>
-        <w:pStyle w:val="ListNumber"/>
-      </w:pPr>
       <w:r>
         <w:rPr>
           <w:rFonts w:ascii="Arial" w:hAnsi="Arial" w:eastAsia="Microsoft YaHei"/>
           <w:b/>
           <w:sz w:val="22"/>
         </w:rPr>
-        <w:t>永久方案 GitHub Pages</w:t>
+        <w:t>版本查看</w:t>
       </w:r>
       <w:r>
         <w:rPr>
@@ -2712,7 +3033,7 @@
           <w:b w:val="0"/>
           <w:sz w:val="22"/>
         </w:rPr>
-        <w:t>：把 index.html 推送到 GitHub 仓库并开启 Pages，三端用同一个 https 网址打开；公开的只是空壳 App，数据仍在各设备浏览器本地，别人打开看不到任何数据。</w:t>
+        <w:t>：GitHub 仓库的 Commits 页面是每次改动的完整历史；重要版本会打 tag（如 v1.0），在 Releases/Tags 中可下载任意历史版本的完整代码包。</w:t>
       </w:r>
     </w:p>
     <w:p>
@@ -3234,7 +3555,23 @@
           <w:b w:val="0"/>
           <w:sz w:val="22"/>
         </w:rPr>
-        <w:t>[ ] GitHub 仓库——长远计划，V3.0 阶段考虑。</w:t>
+        <w:t>[x] GitHub 仓库 + Pages——</w:t>
+      </w:r>
+      <w:r>
+        <w:rPr>
+          <w:rFonts w:ascii="Arial" w:hAnsi="Arial" w:eastAsia="Microsoft YaHei"/>
+          <w:b/>
+          <w:sz w:val="22"/>
+        </w:rPr>
+        <w:t>已于 2026-10-29 完成</w:t>
+      </w:r>
+      <w:r>
+        <w:rPr>
+          <w:rFonts w:ascii="Arial" w:hAnsi="Arial" w:eastAsia="Microsoft YaHei"/>
+          <w:b w:val="0"/>
+          <w:sz w:val="22"/>
+        </w:rPr>
+        <w:t>：仓库 shuieryigoko-del/Inspiration-Inbox，代码与全部文档入库，支持提交历史与版本 tag；Pages 永久网址已生效并启用 PWA。</w:t>
       </w:r>
     </w:p>
     <w:p>

--- a/docs/05-数据备份指南.docx
+++ b/docs/05-数据备份指南.docx
@@ -2885,7 +2885,7 @@
                 <w:b w:val="0"/>
                 <w:sz w:val="20"/>
               </w:rPr>
-              <w:t>必须用 Safari（iOS 版 Chrome 不支持安装）</w:t>
+              <w:t>Safari 最稳；iOS/iPadOS 16.4+ 也可直接用 Edge/Chrome</w:t>
             </w:r>
           </w:p>
         </w:tc>
@@ -2901,7 +2901,7 @@
                 <w:b w:val="0"/>
                 <w:sz w:val="20"/>
               </w:rPr>
-              <w:t>开 VPN 用 Safari 打开网址 → 底部分享按钮 →「添加到主屏幕」→ 桌面出现图标</w:t>
+              <w:t>开 VPN 打开网址 → 分享按钮 →「添加到主屏幕」→ 桌面出现图标。一台设备只从一个浏览器安装一次，固定用桌面图标（主屏幕版与浏览器标签页数据相互独立）</w:t>
             </w:r>
           </w:p>
         </w:tc>
@@ -2919,7 +2919,7 @@
                 <w:b w:val="0"/>
                 <w:sz w:val="20"/>
               </w:rPr>
-              <w:t>安卓</w:t>
+              <w:t>安卓（含鸿蒙 7 + 出境易容器中的 Edge）</w:t>
             </w:r>
           </w:p>
         </w:tc>
@@ -2935,7 +2935,7 @@
                 <w:b w:val="0"/>
                 <w:sz w:val="20"/>
               </w:rPr>
-              <w:t>Chrome</w:t>
+              <w:t>Chrome / Edge</w:t>
             </w:r>
           </w:p>
         </w:tc>
@@ -2951,7 +2951,7 @@
                 <w:b w:val="0"/>
                 <w:sz w:val="20"/>
               </w:rPr>
-              <w:t>开 VPN 打开网址 → 菜单 →「安装应用 / 添加到主屏幕」</w:t>
+              <w:t>开 VPN 打开网址 → 菜单 →「安装应用 / 添加到主屏幕」；容器内若无法生成桌面图标，退而用书签/桌面快捷方式</w:t>
             </w:r>
           </w:p>
         </w:tc>
@@ -2965,7 +2965,41 @@
           <w:b w:val="0"/>
           <w:sz w:val="22"/>
         </w:rPr>
-        <w:t>安装后首次联网打开一次让 Service Worker 缓存完成，之后断网也能打开使用。iOS 注意：从主屏幕图标启动的 PWA 存储更持久；普通 Safari 标签页约 7 天不访问可能被系统清理。</w:t>
+        <w:t>安装后首次联网打开一次让 Service Worker 缓存完成，之后断网也能打开使用。iOS 注意：从主屏幕图标启动的 PWA 存储更持久；普通浏览器标签页约 7 天不访问可能被系统清理。鸿蒙出境易注意：容器被清理/卸载会连数据一起消失，备份下载在容器内的"下载"目录，需每周移出到华为文件管理或微信，手机端定位为"临时录入端"，主库放电脑。</w:t>
+      </w:r>
+    </w:p>
+    <w:p>
+      <w:r>
+        <w:rPr>
+          <w:rFonts w:ascii="Arial" w:hAnsi="Arial" w:eastAsia="Microsoft YaHei"/>
+          <w:b/>
+          <w:sz w:val="22"/>
+        </w:rPr>
+        <w:t>电脑端两套数据的隔离规则</w:t>
+      </w:r>
+      <w:r>
+        <w:rPr>
+          <w:rFonts w:ascii="Arial" w:hAnsi="Arial" w:eastAsia="Microsoft YaHei"/>
+          <w:b w:val="0"/>
+          <w:sz w:val="22"/>
+        </w:rPr>
+        <w:t xml:space="preserve">：双击 file:// 打开的版本与 https 网址/PWA 版本是两个互相独立的数据库（浏览器按来源隔离），授权状态也各自独立。建议电脑只把 PWA 当主力（备份文件夹仍授权同一个 </w:t>
+      </w:r>
+      <w:r>
+        <w:rPr>
+          <w:rFonts w:ascii="Consolas" w:hAnsi="Consolas" w:eastAsia="Consolas"/>
+          <w:b w:val="0"/>
+          <w:sz w:val="20"/>
+        </w:rPr>
+        <w:t>backups\data</w:t>
+      </w:r>
+      <w:r>
+        <w:rPr>
+          <w:rFonts w:ascii="Arial" w:hAnsi="Arial" w:eastAsia="Microsoft YaHei"/>
+          <w:b w:val="0"/>
+          <w:sz w:val="22"/>
+        </w:rPr>
+        <w:t>），file:// 版作断网应急；搬家方法：旧版导出 JSON → PWA 导入。</w:t>
       </w:r>
     </w:p>
     <w:p>

--- a/docs/05-数据备份指南.docx
+++ b/docs/05-数据备份指南.docx
@@ -3009,6 +3009,108 @@
           <w:b/>
           <w:sz w:val="22"/>
         </w:rPr>
+        <w:t>V1.1 移动端优化（2026-10-29）</w:t>
+      </w:r>
+      <w:r>
+        <w:rPr>
+          <w:rFonts w:ascii="Arial" w:hAnsi="Arial" w:eastAsia="Microsoft YaHei"/>
+          <w:b w:val="0"/>
+          <w:sz w:val="22"/>
+        </w:rPr>
+        <w:t>：</w:t>
+      </w:r>
+    </w:p>
+    <w:p>
+      <w:pPr>
+        <w:pStyle w:val="ListBullet"/>
+      </w:pPr>
+      <w:r>
+        <w:rPr>
+          <w:rFonts w:ascii="Arial" w:hAnsi="Arial" w:eastAsia="Microsoft YaHei"/>
+          <w:b w:val="0"/>
+          <w:sz w:val="22"/>
+        </w:rPr>
+        <w:t>iPad/iPhone/触屏设备点「导出备份」改为调用</w:t>
+      </w:r>
+      <w:r>
+        <w:rPr>
+          <w:rFonts w:ascii="Arial" w:hAnsi="Arial" w:eastAsia="Microsoft YaHei"/>
+          <w:b/>
+          <w:sz w:val="22"/>
+        </w:rPr>
+        <w:t>系统分享面板</w:t>
+      </w:r>
+      <w:r>
+        <w:rPr>
+          <w:rFonts w:ascii="Arial" w:hAnsi="Arial" w:eastAsia="Microsoft YaHei"/>
+          <w:b w:val="0"/>
+          <w:sz w:val="22"/>
+        </w:rPr>
+        <w:t>：可直接"存储到'文件'"、发微信、隔空投送；取消分享不会产生垃圾文件。iOS 端封存后不再弹下载，改由顶部/录入区"X 天未备份"红字提醒手动导出。</w:t>
+      </w:r>
+    </w:p>
+    <w:p>
+      <w:pPr>
+        <w:pStyle w:val="ListBullet"/>
+      </w:pPr>
+      <w:r>
+        <w:rPr>
+          <w:rFonts w:ascii="Arial" w:hAnsi="Arial" w:eastAsia="Microsoft YaHei"/>
+          <w:b w:val="0"/>
+          <w:sz w:val="22"/>
+        </w:rPr>
+        <w:t>「授权备份文件夹」按钮只在</w:t>
+      </w:r>
+      <w:r>
+        <w:rPr>
+          <w:rFonts w:ascii="Arial" w:hAnsi="Arial" w:eastAsia="Microsoft YaHei"/>
+          <w:b/>
+          <w:sz w:val="22"/>
+        </w:rPr>
+        <w:t>电脑 Chrome/Edge</w:t>
+      </w:r>
+      <w:r>
+        <w:rPr>
+          <w:rFonts w:ascii="Arial" w:hAnsi="Arial" w:eastAsia="Microsoft YaHei"/>
+          <w:b w:val="0"/>
+          <w:sz w:val="22"/>
+        </w:rPr>
+        <w:t xml:space="preserve"> 显示（iPad/手机无此系统能力）。</w:t>
+      </w:r>
+    </w:p>
+    <w:p>
+      <w:pPr>
+        <w:pStyle w:val="ListBullet"/>
+      </w:pPr>
+      <w:r>
+        <w:rPr>
+          <w:rFonts w:ascii="Arial" w:hAnsi="Arial" w:eastAsia="Microsoft YaHei"/>
+          <w:b w:val="0"/>
+          <w:sz w:val="22"/>
+        </w:rPr>
+        <w:t>支持安装的浏览器里，顶栏会出现「📲 安装 App」按钮，点它即可装成真应用。</w:t>
+      </w:r>
+    </w:p>
+    <w:p>
+      <w:pPr>
+        <w:pStyle w:val="ListBullet"/>
+      </w:pPr>
+      <w:r>
+        <w:rPr>
+          <w:rFonts w:ascii="Arial" w:hAnsi="Arial" w:eastAsia="Microsoft YaHei"/>
+          <w:b w:val="0"/>
+          <w:sz w:val="22"/>
+        </w:rPr>
+        <w:t>若 Edge 菜单中"添加到手机/主屏幕"是灰色：多为容器没有桌面快捷方式权限——华为系统 设置 → 应用和服务 → 应用管理 → 出境易 → 权限管理 →「创建桌面快捷方式」设为允许；同时确认不是 InPrivate 无痕模式、页面已完全加载。仍不行就用系统浏览器添加桌面快捷方式，或用应用内的「📲 安装 App」按钮。</w:t>
+      </w:r>
+    </w:p>
+    <w:p>
+      <w:r>
+        <w:rPr>
+          <w:rFonts w:ascii="Arial" w:hAnsi="Arial" w:eastAsia="Microsoft YaHei"/>
+          <w:b/>
+          <w:sz w:val="22"/>
+        </w:rPr>
         <w:t>局域网临时试用（备用）</w:t>
       </w:r>
       <w:r>

--- a/docs/05-数据备份指南.docx
+++ b/docs/05-数据备份指南.docx
@@ -3105,6 +3105,311 @@
       </w:r>
     </w:p>
     <w:p>
+      <w:pPr>
+        <w:spacing w:before="200" w:after="120"/>
+      </w:pPr>
+      <w:r>
+        <w:rPr>
+          <w:rFonts w:ascii="Arial" w:hAnsi="Arial" w:eastAsia="Microsoft YaHei"/>
+          <w:b/>
+          <w:color w:val="1D1D1F"/>
+          <w:sz w:val="26"/>
+        </w:rPr>
+        <w:t>6.4.1 三端云同步（V1.3 起，可选开启）</w:t>
+      </w:r>
+    </w:p>
+    <w:p>
+      <w:r>
+        <w:rPr>
+          <w:rFonts w:ascii="Arial" w:hAnsi="Arial" w:eastAsia="Microsoft YaHei"/>
+          <w:b w:val="0"/>
+          <w:sz w:val="22"/>
+        </w:rPr>
+        <w:t xml:space="preserve">本地优先的底子不变（断网照常记录），联网后通过 </w:t>
+      </w:r>
+      <w:r>
+        <w:rPr>
+          <w:rFonts w:ascii="Arial" w:hAnsi="Arial" w:eastAsia="Microsoft YaHei"/>
+          <w:b/>
+          <w:sz w:val="22"/>
+        </w:rPr>
+        <w:t>GitHub Gist（秘密、不公开）+ AES-256 加密</w:t>
+      </w:r>
+      <w:r>
+        <w:rPr>
+          <w:rFonts w:ascii="Arial" w:hAnsi="Arial" w:eastAsia="Microsoft YaHei"/>
+          <w:b w:val="0"/>
+          <w:sz w:val="22"/>
+        </w:rPr>
+        <w:t>自动三端同步。</w:t>
+      </w:r>
+    </w:p>
+    <w:p>
+      <w:r>
+        <w:rPr>
+          <w:rFonts w:ascii="Arial" w:hAnsi="Arial" w:eastAsia="Microsoft YaHei"/>
+          <w:b/>
+          <w:sz w:val="22"/>
+        </w:rPr>
+        <w:t>工作机制</w:t>
+      </w:r>
+      <w:r>
+        <w:rPr>
+          <w:rFonts w:ascii="Arial" w:hAnsi="Arial" w:eastAsia="Microsoft YaHei"/>
+          <w:b w:val="0"/>
+          <w:sz w:val="22"/>
+        </w:rPr>
+        <w:t>：</w:t>
+      </w:r>
+    </w:p>
+    <w:p>
+      <w:pPr>
+        <w:pStyle w:val="ListBullet"/>
+      </w:pPr>
+      <w:r>
+        <w:rPr>
+          <w:rFonts w:ascii="Arial" w:hAnsi="Arial" w:eastAsia="Microsoft YaHei"/>
+          <w:b w:val="0"/>
+          <w:sz w:val="22"/>
+        </w:rPr>
+        <w:t>同步前用"同步密码"派生密钥加密，GitHub 上看到的是乱码；三端使用同一令牌、同一同步密码；</w:t>
+      </w:r>
+    </w:p>
+    <w:p>
+      <w:pPr>
+        <w:pStyle w:val="ListBullet"/>
+      </w:pPr>
+      <w:r>
+        <w:rPr>
+          <w:rFonts w:ascii="Arial" w:hAnsi="Arial" w:eastAsia="Microsoft YaHei"/>
+          <w:b w:val="0"/>
+          <w:sz w:val="22"/>
+        </w:rPr>
+        <w:t>合并规则：每条碎片按唯一 id 合并，"最后修改时间"新者胜出；删除通过"墓碑"同步（30 天内有效），不会在别的设备复活；</w:t>
+      </w:r>
+    </w:p>
+    <w:p>
+      <w:pPr>
+        <w:pStyle w:val="ListBullet"/>
+      </w:pPr>
+      <w:r>
+        <w:rPr>
+          <w:rFonts w:ascii="Arial" w:hAnsi="Arial" w:eastAsia="Microsoft YaHei"/>
+          <w:b w:val="0"/>
+          <w:sz w:val="22"/>
+        </w:rPr>
+        <w:t>自动同步时机：启动后 1.5 秒、封存/删除/导入后 5 秒（防抖）、恢复联网时；也可点顶栏「☁ 云同步」立即同步；</w:t>
+      </w:r>
+    </w:p>
+    <w:p>
+      <w:pPr>
+        <w:pStyle w:val="ListBullet"/>
+      </w:pPr>
+      <w:r>
+        <w:rPr>
+          <w:rFonts w:ascii="Arial" w:hAnsi="Arial" w:eastAsia="Microsoft YaHei"/>
+          <w:b w:val="0"/>
+          <w:sz w:val="22"/>
+        </w:rPr>
+        <w:t>第二、三台设备无需填 Gist 地址，输入令牌+密码后会自动发现同步文件；</w:t>
+      </w:r>
+    </w:p>
+    <w:p>
+      <w:pPr>
+        <w:pStyle w:val="ListBullet"/>
+      </w:pPr>
+      <w:r>
+        <w:rPr>
+          <w:rFonts w:ascii="Arial" w:hAnsi="Arial" w:eastAsia="Microsoft YaHei"/>
+          <w:b w:val="0"/>
+          <w:sz w:val="22"/>
+        </w:rPr>
+        <w:t>限额：GitHub API 每小时 5000 次（远用不完）；单个同步文件建议 10MB 内（压缩图片约几十张），纯文本几乎无上限。</w:t>
+      </w:r>
+    </w:p>
+    <w:p>
+      <w:r>
+        <w:rPr>
+          <w:rFonts w:ascii="Arial" w:hAnsi="Arial" w:eastAsia="Microsoft YaHei"/>
+          <w:b/>
+          <w:sz w:val="22"/>
+        </w:rPr>
+        <w:t>配置步骤（每台设备一次，约 1 分钟）</w:t>
+      </w:r>
+      <w:r>
+        <w:rPr>
+          <w:rFonts w:ascii="Arial" w:hAnsi="Arial" w:eastAsia="Microsoft YaHei"/>
+          <w:b w:val="0"/>
+          <w:sz w:val="22"/>
+        </w:rPr>
+        <w:t>：</w:t>
+      </w:r>
+    </w:p>
+    <w:p>
+      <w:pPr>
+        <w:pStyle w:val="ListNumber"/>
+      </w:pPr>
+      <w:r>
+        <w:rPr>
+          <w:rFonts w:ascii="Arial" w:hAnsi="Arial" w:eastAsia="Microsoft YaHei"/>
+          <w:b w:val="0"/>
+          <w:sz w:val="22"/>
+        </w:rPr>
+        <w:t>开 VPN，在已登录 GitHub 的浏览器打开（已自动勾好 gist 权限）：</w:t>
+      </w:r>
+    </w:p>
+    <w:p>
+      <w:r>
+        <w:rPr>
+          <w:rFonts w:ascii="Consolas" w:hAnsi="Consolas" w:eastAsia="Consolas"/>
+          <w:b w:val="0"/>
+          <w:sz w:val="20"/>
+        </w:rPr>
+        <w:t>https://github.com/settings/tokens/new?scopes=gist&amp;description=Inspiration-Inbox</w:t>
+      </w:r>
+    </w:p>
+    <w:p>
+      <w:pPr>
+        <w:pStyle w:val="ListNumber"/>
+      </w:pPr>
+      <w:r>
+        <w:rPr>
+          <w:rFonts w:ascii="Arial" w:hAnsi="Arial" w:eastAsia="Microsoft YaHei"/>
+          <w:b w:val="0"/>
+          <w:sz w:val="22"/>
+        </w:rPr>
+        <w:t xml:space="preserve">过期时间可选"不过期"或 1 年 →  Generate token → 复制 </w:t>
+      </w:r>
+      <w:r>
+        <w:rPr>
+          <w:rFonts w:ascii="Consolas" w:hAnsi="Consolas" w:eastAsia="Consolas"/>
+          <w:b w:val="0"/>
+          <w:sz w:val="20"/>
+        </w:rPr>
+        <w:t>ghp_</w:t>
+      </w:r>
+      <w:r>
+        <w:rPr>
+          <w:rFonts w:ascii="Arial" w:hAnsi="Arial" w:eastAsia="Microsoft YaHei"/>
+          <w:b w:val="0"/>
+          <w:sz w:val="22"/>
+        </w:rPr>
+        <w:t xml:space="preserve"> 开头的令牌；</w:t>
+      </w:r>
+    </w:p>
+    <w:p>
+      <w:pPr>
+        <w:pStyle w:val="ListNumber"/>
+      </w:pPr>
+      <w:r>
+        <w:rPr>
+          <w:rFonts w:ascii="Arial" w:hAnsi="Arial" w:eastAsia="Microsoft YaHei"/>
+          <w:b w:val="0"/>
+          <w:sz w:val="22"/>
+        </w:rPr>
+        <w:t>打开 App → 顶栏「☁ 云同步」→ 粘贴令牌 → 设置一个</w:t>
+      </w:r>
+      <w:r>
+        <w:rPr>
+          <w:rFonts w:ascii="Arial" w:hAnsi="Arial" w:eastAsia="Microsoft YaHei"/>
+          <w:b/>
+          <w:sz w:val="22"/>
+        </w:rPr>
+        <w:t>同步密码</w:t>
+      </w:r>
+      <w:r>
+        <w:rPr>
+          <w:rFonts w:ascii="Arial" w:hAnsi="Arial" w:eastAsia="Microsoft YaHei"/>
+          <w:b w:val="0"/>
+          <w:sz w:val="22"/>
+        </w:rPr>
+        <w:t>（三端一致，记牢，遗忘后云端文件无法解开，但本机数据不受影响）→ 保存并立即同步；</w:t>
+      </w:r>
+    </w:p>
+    <w:p>
+      <w:pPr>
+        <w:pStyle w:val="ListNumber"/>
+      </w:pPr>
+      <w:r>
+        <w:rPr>
+          <w:rFonts w:ascii="Arial" w:hAnsi="Arial" w:eastAsia="Microsoft YaHei"/>
+          <w:b w:val="0"/>
+          <w:sz w:val="22"/>
+        </w:rPr>
+        <w:t>其他两台设备重复第 3 步（令牌可共用同一个）。手机上令牌较长，建议微信"文件传输助手"发到手机再粘贴。</w:t>
+      </w:r>
+    </w:p>
+    <w:p>
+      <w:r>
+        <w:rPr>
+          <w:rFonts w:ascii="Arial" w:hAnsi="Arial" w:eastAsia="Microsoft YaHei"/>
+          <w:b/>
+          <w:sz w:val="22"/>
+        </w:rPr>
+        <w:t>常见问题</w:t>
+      </w:r>
+      <w:r>
+        <w:rPr>
+          <w:rFonts w:ascii="Arial" w:hAnsi="Arial" w:eastAsia="Microsoft YaHei"/>
+          <w:b w:val="0"/>
+          <w:sz w:val="22"/>
+        </w:rPr>
+        <w:t>：</w:t>
+      </w:r>
+    </w:p>
+    <w:p>
+      <w:pPr>
+        <w:pStyle w:val="ListBullet"/>
+      </w:pPr>
+      <w:r>
+        <w:rPr>
+          <w:rFonts w:ascii="Arial" w:hAnsi="Arial" w:eastAsia="Microsoft YaHei"/>
+          <w:b w:val="0"/>
+          <w:sz w:val="22"/>
+        </w:rPr>
+        <w:t>提示"令牌无效"：检查令牌是否完整、是否勾了 gist、是否过期；令牌随时可在 GitHub 吊销重建。</w:t>
+      </w:r>
+    </w:p>
+    <w:p>
+      <w:pPr>
+        <w:pStyle w:val="ListBullet"/>
+      </w:pPr>
+      <w:r>
+        <w:rPr>
+          <w:rFonts w:ascii="Arial" w:hAnsi="Arial" w:eastAsia="Microsoft YaHei"/>
+          <w:b w:val="0"/>
+          <w:sz w:val="22"/>
+        </w:rPr>
+        <w:t>提示"解密失败/密码错误"：三端同步密码必须完全一致。</w:t>
+      </w:r>
+    </w:p>
+    <w:p>
+      <w:pPr>
+        <w:pStyle w:val="ListBullet"/>
+      </w:pPr>
+      <w:r>
+        <w:rPr>
+          <w:rFonts w:ascii="Arial" w:hAnsi="Arial" w:eastAsia="Microsoft YaHei"/>
+          <w:b w:val="0"/>
+          <w:sz w:val="22"/>
+        </w:rPr>
+        <w:t>同步失败提示网络不通：同步的一瞬间需要联网/VPN；记录动作本身离线可用，联网后自动补传。</w:t>
+      </w:r>
+    </w:p>
+    <w:p>
+      <w:pPr>
+        <w:pStyle w:val="ListBullet"/>
+      </w:pPr>
+      <w:r>
+        <w:rPr>
+          <w:rFonts w:ascii="Arial" w:hAnsi="Arial" w:eastAsia="Microsoft YaHei"/>
+          <w:b w:val="0"/>
+          <w:sz w:val="22"/>
+        </w:rPr>
+        <w:t>「取消本机同步配置」只删本机令牌与密码，不删本地数据、不删云端 Gist。</w:t>
+      </w:r>
+    </w:p>
+    <w:p>
       <w:r>
         <w:rPr>
           <w:rFonts w:ascii="Arial" w:hAnsi="Arial" w:eastAsia="Microsoft YaHei"/>

--- a/docs/05-数据备份指南.docx
+++ b/docs/05-数据备份指南.docx
@@ -28,7 +28,7 @@
           <w:color w:val="666666"/>
           <w:sz w:val="20"/>
         </w:rPr>
-        <w:t>版本：V1.0 | 整理日期：2026-10-29</w:t>
+        <w:t>版本：V1.3.5 | 更新日期：2026-10-30</w:t>
       </w:r>
     </w:p>
     <w:p>
@@ -53,7 +53,7 @@
           <w:color w:val="666666"/>
           <w:sz w:val="20"/>
         </w:rPr>
-        <w:t>浏览器只是"工作台"，不是"保险箱"。数据只有导出成文件，才真正属于你。</w:t>
+        <w:t>浏览器只是"工作台"，不是"保险箱"。数据只有在"本机 + 文件 + 密文云端"三处至少占两处，才真正安全。</w:t>
       </w:r>
     </w:p>
     <w:p>
@@ -77,7 +77,7 @@
           <w:b w:val="0"/>
           <w:sz w:val="22"/>
         </w:rPr>
-        <w:t>我们的产品是纯前端单文件应用，数据存在浏览器 IndexedDB 里。以下情况</w:t>
+        <w:t>我们的产品是纯前端单文件应用，数据存在浏览器 IndexedDB 里。V1.3 起虽然多了加密云同步，但</w:t>
       </w:r>
       <w:r>
         <w:rPr>
@@ -85,7 +85,7 @@
           <w:b/>
           <w:sz w:val="22"/>
         </w:rPr>
-        <w:t>都会导致数据永久丢失</w:t>
+        <w:t>没开启同步、或忘记同步密码时</w:t>
       </w:r>
       <w:r>
         <w:rPr>
@@ -93,7 +93,7 @@
           <w:b w:val="0"/>
           <w:sz w:val="22"/>
         </w:rPr>
-        <w:t>：</w:t>
+        <w:t>，以下情况仍会导致数据永久丢失：</w:t>
       </w:r>
     </w:p>
     <w:tbl>
@@ -103,13 +103,14 @@
         <w:tblLook w:firstColumn="1" w:firstRow="1" w:lastColumn="0" w:lastRow="0" w:noHBand="0" w:noVBand="1" w:val="04A0"/>
       </w:tblPr>
       <w:tblGrid>
-        <w:gridCol w:w="4320"/>
-        <w:gridCol w:w="4320"/>
+        <w:gridCol w:w="2880"/>
+        <w:gridCol w:w="2880"/>
+        <w:gridCol w:w="2880"/>
       </w:tblGrid>
       <w:tr>
         <w:tc>
           <w:tcPr>
-            <w:tcW w:type="dxa" w:w="4320"/>
+            <w:tcW w:type="dxa" w:w="2880"/>
           </w:tcPr>
           <w:p>
             <w:r/>
@@ -125,7 +126,7 @@
         </w:tc>
         <w:tc>
           <w:tcPr>
-            <w:tcW w:type="dxa" w:w="4320"/>
+            <w:tcW w:type="dxa" w:w="2880"/>
           </w:tcPr>
           <w:p>
             <w:r/>
@@ -139,11 +140,27 @@
             </w:r>
           </w:p>
         </w:tc>
+        <w:tc>
+          <w:tcPr>
+            <w:tcW w:type="dxa" w:w="2880"/>
+          </w:tcPr>
+          <w:p>
+            <w:r/>
+            <w:r>
+              <w:rPr>
+                <w:rFonts w:ascii="Arial" w:hAnsi="Arial" w:eastAsia="Microsoft YaHei"/>
+                <w:b/>
+                <w:sz w:val="20"/>
+              </w:rPr>
+              <w:t>有云同步时</w:t>
+            </w:r>
+          </w:p>
+        </w:tc>
       </w:tr>
       <w:tr>
         <w:tc>
           <w:tcPr>
-            <w:tcW w:type="dxa" w:w="4320"/>
+            <w:tcW w:type="dxa" w:w="2880"/>
           </w:tcPr>
           <w:p>
             <w:r/>
@@ -159,7 +176,7 @@
         </w:tc>
         <w:tc>
           <w:tcPr>
-            <w:tcW w:type="dxa" w:w="4320"/>
+            <w:tcW w:type="dxa" w:w="2880"/>
           </w:tcPr>
           <w:p>
             <w:r/>
@@ -173,11 +190,27 @@
             </w:r>
           </w:p>
         </w:tc>
+        <w:tc>
+          <w:tcPr>
+            <w:tcW w:type="dxa" w:w="2880"/>
+          </w:tcPr>
+          <w:p>
+            <w:r/>
+            <w:r>
+              <w:rPr>
+                <w:rFonts w:ascii="Arial" w:hAnsi="Arial" w:eastAsia="Microsoft YaHei"/>
+                <w:b w:val="0"/>
+                <w:sz w:val="20"/>
+              </w:rPr>
+              <w:t>可从云端密文恢复（须记得同步密码）</w:t>
+            </w:r>
+          </w:p>
+        </w:tc>
       </w:tr>
       <w:tr>
         <w:tc>
           <w:tcPr>
-            <w:tcW w:type="dxa" w:w="4320"/>
+            <w:tcW w:type="dxa" w:w="2880"/>
           </w:tcPr>
           <w:p>
             <w:r/>
@@ -193,7 +226,7 @@
         </w:tc>
         <w:tc>
           <w:tcPr>
-            <w:tcW w:type="dxa" w:w="4320"/>
+            <w:tcW w:type="dxa" w:w="2880"/>
           </w:tcPr>
           <w:p>
             <w:r/>
@@ -207,11 +240,27 @@
             </w:r>
           </w:p>
         </w:tc>
+        <w:tc>
+          <w:tcPr>
+            <w:tcW w:type="dxa" w:w="2880"/>
+          </w:tcPr>
+          <w:p>
+            <w:r/>
+            <w:r>
+              <w:rPr>
+                <w:rFonts w:ascii="Arial" w:hAnsi="Arial" w:eastAsia="Microsoft YaHei"/>
+                <w:b w:val="0"/>
+                <w:sz w:val="20"/>
+              </w:rPr>
+              <w:t>令牌+密码重新配置即可拉回</w:t>
+            </w:r>
+          </w:p>
+        </w:tc>
       </w:tr>
       <w:tr>
         <w:tc>
           <w:tcPr>
-            <w:tcW w:type="dxa" w:w="4320"/>
+            <w:tcW w:type="dxa" w:w="2880"/>
           </w:tcPr>
           <w:p>
             <w:r/>
@@ -227,7 +276,7 @@
         </w:tc>
         <w:tc>
           <w:tcPr>
-            <w:tcW w:type="dxa" w:w="4320"/>
+            <w:tcW w:type="dxa" w:w="2880"/>
           </w:tcPr>
           <w:p>
             <w:r/>
@@ -241,11 +290,27 @@
             </w:r>
           </w:p>
         </w:tc>
+        <w:tc>
+          <w:tcPr>
+            <w:tcW w:type="dxa" w:w="2880"/>
+          </w:tcPr>
+          <w:p>
+            <w:r/>
+            <w:r>
+              <w:rPr>
+                <w:rFonts w:ascii="Arial" w:hAnsi="Arial" w:eastAsia="Microsoft YaHei"/>
+                <w:b w:val="0"/>
+                <w:sz w:val="20"/>
+              </w:rPr>
+              <w:t>新设备配置后自动拉回</w:t>
+            </w:r>
+          </w:p>
+        </w:tc>
       </w:tr>
       <w:tr>
         <w:tc>
           <w:tcPr>
-            <w:tcW w:type="dxa" w:w="4320"/>
+            <w:tcW w:type="dxa" w:w="2880"/>
           </w:tcPr>
           <w:p>
             <w:r/>
@@ -261,7 +326,7 @@
         </w:tc>
         <w:tc>
           <w:tcPr>
-            <w:tcW w:type="dxa" w:w="4320"/>
+            <w:tcW w:type="dxa" w:w="2880"/>
           </w:tcPr>
           <w:p>
             <w:r/>
@@ -275,11 +340,27 @@
             </w:r>
           </w:p>
         </w:tc>
+        <w:tc>
+          <w:tcPr>
+            <w:tcW w:type="dxa" w:w="2880"/>
+          </w:tcPr>
+          <w:p>
+            <w:r/>
+            <w:r>
+              <w:rPr>
+                <w:rFonts w:ascii="Arial" w:hAnsi="Arial" w:eastAsia="Microsoft YaHei"/>
+                <w:b w:val="0"/>
+                <w:sz w:val="20"/>
+              </w:rPr>
+              <w:t>GitHub 仓库有全部历史版本</w:t>
+            </w:r>
+          </w:p>
+        </w:tc>
       </w:tr>
       <w:tr>
         <w:tc>
           <w:tcPr>
-            <w:tcW w:type="dxa" w:w="4320"/>
+            <w:tcW w:type="dxa" w:w="2880"/>
           </w:tcPr>
           <w:p>
             <w:r/>
@@ -295,7 +376,7 @@
         </w:tc>
         <w:tc>
           <w:tcPr>
-            <w:tcW w:type="dxa" w:w="4320"/>
+            <w:tcW w:type="dxa" w:w="2880"/>
           </w:tcPr>
           <w:p>
             <w:r/>
@@ -309,6 +390,72 @@
             </w:r>
           </w:p>
         </w:tc>
+        <w:tc>
+          <w:tcPr>
+            <w:tcW w:type="dxa" w:w="2880"/>
+          </w:tcPr>
+          <w:p>
+            <w:r/>
+            <w:r>
+              <w:rPr>
+                <w:rFonts w:ascii="Arial" w:hAnsi="Arial" w:eastAsia="Microsoft YaHei"/>
+                <w:b w:val="0"/>
+                <w:sz w:val="20"/>
+              </w:rPr>
+              <w:t>云端密文 + 本地 JSON 双保险</w:t>
+            </w:r>
+          </w:p>
+        </w:tc>
+      </w:tr>
+      <w:tr>
+        <w:tc>
+          <w:tcPr>
+            <w:tcW w:type="dxa" w:w="2880"/>
+          </w:tcPr>
+          <w:p>
+            <w:r/>
+            <w:r>
+              <w:rPr>
+                <w:rFonts w:ascii="Arial" w:hAnsi="Arial" w:eastAsia="Microsoft YaHei"/>
+                <w:b w:val="0"/>
+                <w:sz w:val="20"/>
+              </w:rPr>
+              <w:t>忘记同步密码</w:t>
+            </w:r>
+          </w:p>
+        </w:tc>
+        <w:tc>
+          <w:tcPr>
+            <w:tcW w:type="dxa" w:w="2880"/>
+          </w:tcPr>
+          <w:p>
+            <w:r/>
+            <w:r>
+              <w:rPr>
+                <w:rFonts w:ascii="Arial" w:hAnsi="Arial" w:eastAsia="Microsoft YaHei"/>
+                <w:b w:val="0"/>
+                <w:sz w:val="20"/>
+              </w:rPr>
+              <w:t>——</w:t>
+            </w:r>
+          </w:p>
+        </w:tc>
+        <w:tc>
+          <w:tcPr>
+            <w:tcW w:type="dxa" w:w="2880"/>
+          </w:tcPr>
+          <w:p>
+            <w:r/>
+            <w:r>
+              <w:rPr>
+                <w:rFonts w:ascii="Arial" w:hAnsi="Arial" w:eastAsia="Microsoft YaHei"/>
+                <w:b w:val="0"/>
+                <w:sz w:val="20"/>
+              </w:rPr>
+              <w:t>云端密文无法解开，只能靠本地 JSON</w:t>
+            </w:r>
+          </w:p>
+        </w:tc>
       </w:tr>
     </w:tbl>
     <w:p/>
@@ -319,7 +466,7 @@
           <w:b/>
           <w:sz w:val="22"/>
         </w:rPr>
-        <w:t>所以要备份两样东西</w:t>
+        <w:t>所以要备份三样东西</w:t>
       </w:r>
       <w:r>
         <w:rPr>
@@ -327,7 +474,7 @@
           <w:b w:val="0"/>
           <w:sz w:val="22"/>
         </w:rPr>
-        <w:t>：① 数据（JSON 导出文件）；② 作品（index.html 本身）。</w:t>
+        <w:t>：① 数据（JSON 导出文件，永远的最后防线）；② 作品（index.html 本身，GitHub 仓库已托管）；③ 开启端到端加密云同步（防设备丢失，不替代文件备份）。</w:t>
       </w:r>
     </w:p>
     <w:p>
@@ -1357,6 +1504,56 @@
                 <w:b w:val="0"/>
                 <w:sz w:val="20"/>
               </w:rPr>
+              <w:t>GitHub Gist（V1.3 起）</w:t>
+            </w:r>
+          </w:p>
+        </w:tc>
+        <w:tc>
+          <w:tcPr>
+            <w:tcW w:type="dxa" w:w="2880"/>
+          </w:tcPr>
+          <w:p>
+            <w:r/>
+            <w:r>
+              <w:rPr>
+                <w:rFonts w:ascii="Arial" w:hAnsi="Arial" w:eastAsia="Microsoft YaHei"/>
+                <w:b w:val="0"/>
+                <w:sz w:val="20"/>
+              </w:rPr>
+              <w:t>端到端加密后的全量数据密文，三端自动同步</w:t>
+            </w:r>
+          </w:p>
+        </w:tc>
+        <w:tc>
+          <w:tcPr>
+            <w:tcW w:type="dxa" w:w="2880"/>
+          </w:tcPr>
+          <w:p>
+            <w:r/>
+            <w:r>
+              <w:rPr>
+                <w:rFonts w:ascii="Arial" w:hAnsi="Arial" w:eastAsia="Microsoft YaHei"/>
+                <w:b w:val="0"/>
+                <w:sz w:val="20"/>
+              </w:rPr>
+              <w:t>每次改动后自动（防抖 5 秒）</w:t>
+            </w:r>
+          </w:p>
+        </w:tc>
+      </w:tr>
+      <w:tr>
+        <w:tc>
+          <w:tcPr>
+            <w:tcW w:type="dxa" w:w="2880"/>
+          </w:tcPr>
+          <w:p>
+            <w:r/>
+            <w:r>
+              <w:rPr>
+                <w:rFonts w:ascii="Arial" w:hAnsi="Arial" w:eastAsia="Microsoft YaHei"/>
+                <w:b w:val="0"/>
+                <w:sz w:val="20"/>
+              </w:rPr>
               <w:t>微信"文件传输助手"</w:t>
             </w:r>
           </w:p>
@@ -1508,7 +1705,7 @@
           <w:color w:val="666666"/>
           <w:sz w:val="20"/>
         </w:rPr>
-        <w:t>注意：云端只放"备份文件"，App 本身永远是本地运行——这不违背"数据主权"理念，因为文件是你的，随时可以删掉云端副本。</w:t>
+        <w:t>注意：云同步不改变"数据主权"——Gist 里只有 AES-256 密文，密钥由用户的同步密码派生，GitHub 与应用作者都无法阅读；随时可吊销令牌、删除 Gist。本地文件备份仍然不废，它是"忘记同步密码"时的唯一后路。</w:t>
       </w:r>
     </w:p>
     <w:p>
@@ -1834,6 +2031,26 @@
           <w:sz w:val="22"/>
         </w:rPr>
         <w:t>代码里已做 Canvas 压缩，几百张图没问题。但建议每季度做一次"大扫除"：导出 JSON → 删除不再需要的图片碎片 → 重新导入。</w:t>
+      </w:r>
+    </w:p>
+    <w:p>
+      <w:r>
+        <w:rPr>
+          <w:rFonts w:ascii="Arial" w:hAnsi="Arial" w:eastAsia="Microsoft YaHei"/>
+          <w:b/>
+          <w:sz w:val="22"/>
+        </w:rPr>
+        <w:t>Q6：完全断网时还能用吗？（V1.3.5）</w:t>
+      </w:r>
+    </w:p>
+    <w:p>
+      <w:r>
+        <w:rPr>
+          <w:rFonts w:ascii="Arial" w:hAnsi="Arial" w:eastAsia="Microsoft YaHei"/>
+          <w:b w:val="0"/>
+          <w:sz w:val="22"/>
+        </w:rPr>
+        <w:t>可以，这是本地优先设计的核心：封存文字/图片、标签、三空间、搜索、删除、日夜切换、导出/导入全部离线可用（桌面 App 需之前联网打开过一次完成缓存）。只有云同步暂停——改动存在本机并记下删除墓碑，联网恢复后 1～2 秒自动补传与拉取；断网时手动点云同步会看到"网络不通"提示，不影响录入。三端断网各自录入，恢复后按最后修改时间自动合并。</w:t>
       </w:r>
     </w:p>
     <w:p>
@@ -2538,7 +2755,7 @@
           <w:color w:val="1D1D1F"/>
           <w:sz w:val="26"/>
         </w:rPr>
-        <w:t>6.3 关键认知：数据不跨设备同步（刻意设计）</w:t>
+        <w:t>6.3 关键认知：数据跨设备机制（V1.3 起已升级）</w:t>
       </w:r>
     </w:p>
     <w:p>
@@ -2548,7 +2765,7 @@
           <w:b w:val="0"/>
           <w:sz w:val="22"/>
         </w:rPr>
-        <w:t>IndexedDB 存在</w:t>
+        <w:t>IndexedDB 仍存在</w:t>
       </w:r>
       <w:r>
         <w:rPr>
@@ -2564,7 +2781,23 @@
           <w:b w:val="0"/>
           <w:sz w:val="22"/>
         </w:rPr>
-        <w:t>里，互不相通。这是"绝对本地"的代价，也是隐私的保障。</w:t>
+        <w:t>里（浏览器按来源隔离，Safari 标签页与主屏幕 App 也是两个库），这一点没有变；变的是上面多了一层</w:t>
+      </w:r>
+      <w:r>
+        <w:rPr>
+          <w:rFonts w:ascii="Arial" w:hAnsi="Arial" w:eastAsia="Microsoft YaHei"/>
+          <w:b/>
+          <w:sz w:val="22"/>
+        </w:rPr>
+        <w:t>可选的、端到端加密的自动同步</w:t>
+      </w:r>
+      <w:r>
+        <w:rPr>
+          <w:rFonts w:ascii="Arial" w:hAnsi="Arial" w:eastAsia="Microsoft YaHei"/>
+          <w:b w:val="0"/>
+          <w:sz w:val="22"/>
+        </w:rPr>
+        <w:t>（见 6.4.1）。</w:t>
       </w:r>
     </w:p>
     <w:p>
@@ -2574,7 +2807,7 @@
           <w:b w:val="0"/>
           <w:sz w:val="22"/>
         </w:rPr>
-        <w:t>换设备/换浏览器的搬运流程：</w:t>
+        <w:t>三种搬运方式并存：</w:t>
       </w:r>
     </w:p>
     <w:p>
@@ -2588,7 +2821,35 @@
           <w:b w:val="0"/>
           <w:sz w:val="19"/>
         </w:rPr>
-        <w:t>旧设备：导出 JSON → 微信/QQ/隔空投送/U盘 传输文件 → 新设备：打开 App → 导入 JSON</w:t>
+        <w:t>① 云同步（推荐）：各端配置同一令牌+同步密码 → 自动双向合并，断网照录、联网补传</w:t>
+      </w:r>
+    </w:p>
+    <w:p>
+      <w:pPr>
+        <w:spacing w:after="0"/>
+        <w:ind w:left="432"/>
+      </w:pPr>
+      <w:r>
+        <w:rPr>
+          <w:rFonts w:ascii="Consolas" w:hAnsi="Consolas" w:eastAsia="Consolas"/>
+          <w:b w:val="0"/>
+          <w:sz w:val="19"/>
+        </w:rPr>
+        <w:t>② 文件搬家（不依赖云）：旧设备导出 JSON → 微信/QQ/隔空投送/U盘 → 新设备导入 JSON</w:t>
+      </w:r>
+    </w:p>
+    <w:p>
+      <w:pPr>
+        <w:spacing w:after="0"/>
+        <w:ind w:left="432"/>
+      </w:pPr>
+      <w:r>
+        <w:rPr>
+          <w:rFonts w:ascii="Consolas" w:hAnsi="Consolas" w:eastAsia="Consolas"/>
+          <w:b w:val="0"/>
+          <w:sz w:val="19"/>
+        </w:rPr>
+        <w:t>③ 应急：微信文件传输助手发 latest.json</w:t>
       </w:r>
     </w:p>
     <w:p>
@@ -2614,17 +2875,42 @@
           <w:b w:val="0"/>
           <w:sz w:val="22"/>
         </w:rPr>
-        <w:t>（Chrome + 授权文件夹无感备份），手机只做临时录入，定期导出 JSON 回传电脑导入。</w:t>
+        <w:t>（Chrome + 授权文件夹无感备份）+ 三端开启云同步；手机/iPad 随时录入，自动汇聚。云同步是"多一份密文副本"，文件备份习惯不取消。</w:t>
       </w:r>
     </w:p>
     <w:p>
+      <w:pPr>
+        <w:ind w:left="360"/>
+      </w:pPr>
       <w:r>
         <w:rPr>
           <w:rFonts w:ascii="Arial" w:hAnsi="Arial" w:eastAsia="Microsoft YaHei"/>
           <w:b w:val="0"/>
-          <w:sz w:val="22"/>
+          <w:i/>
+          <w:color w:val="666666"/>
+          <w:sz w:val="20"/>
         </w:rPr>
-        <w:t>自动云同步（WebDAV/坚果云、Gist 等）技术上可行，但数据会经过第三方服务器，违背"绝对本地"理念，且有跨域与密钥风险，V1.x 阶段不做，列为 V3.0 以后再评估的可选项。</w:t>
+        <w:t>理念注记：V1.0 文档曾写"自动云同步 V1.x 阶段不做"。2026-10-30 三端真机日常使用后改为</w:t>
+      </w:r>
+      <w:r>
+        <w:rPr>
+          <w:rFonts w:ascii="Arial" w:hAnsi="Arial" w:eastAsia="Microsoft YaHei"/>
+          <w:b/>
+          <w:i/>
+          <w:color w:val="666666"/>
+          <w:sz w:val="20"/>
+        </w:rPr>
+        <w:t>本地优先（local-first）+ 零知识云同步</w:t>
+      </w:r>
+      <w:r>
+        <w:rPr>
+          <w:rFonts w:ascii="Arial" w:hAnsi="Arial" w:eastAsia="Microsoft YaHei"/>
+          <w:b w:val="0"/>
+          <w:i/>
+          <w:color w:val="666666"/>
+          <w:sz w:val="20"/>
+        </w:rPr>
+        <w:t>：本地库永远是主体，断网全功能可用；云端只是加密信箱。论述素材见 docs/07。</w:t>
       </w:r>
     </w:p>
     <w:p>
@@ -3115,7 +3401,7 @@
           <w:color w:val="1D1D1F"/>
           <w:sz w:val="26"/>
         </w:rPr>
-        <w:t>6.4.1 三端云同步（V1.3 起，可选开启）</w:t>
+        <w:t>6.4.1 三端云同步（V1.3 起可选开启，V1.3.5 三端真机验证通过）</w:t>
       </w:r>
     </w:p>
     <w:p>
@@ -3133,7 +3419,7 @@
           <w:b/>
           <w:sz w:val="22"/>
         </w:rPr>
-        <w:t>GitHub Gist（秘密、不公开）+ AES-256 加密</w:t>
+        <w:t>GitHub Gist（秘密、不公开）+ AES-256-GCM 端到端加密</w:t>
       </w:r>
       <w:r>
         <w:rPr>
@@ -3141,7 +3427,7 @@
           <w:b w:val="0"/>
           <w:sz w:val="22"/>
         </w:rPr>
-        <w:t>自动三端同步。</w:t>
+        <w:t>自动三端同步。技术细节见 docs/04 第五节。</w:t>
       </w:r>
     </w:p>
     <w:p>
@@ -3172,7 +3458,7 @@
           <w:b w:val="0"/>
           <w:sz w:val="22"/>
         </w:rPr>
-        <w:t>同步前用"同步密码"派生密钥加密，GitHub 上看到的是乱码；三端使用同一令牌、同一同步密码；</w:t>
+        <w:t>同步前用"同步密码"经 PBKDF2（15 万次）派生密钥加密，GitHub 上看到的是乱码；三端使用同一令牌、同一同步密码；</w:t>
       </w:r>
     </w:p>
     <w:p>
@@ -3198,7 +3484,36 @@
           <w:b w:val="0"/>
           <w:sz w:val="22"/>
         </w:rPr>
-        <w:t>自动同步时机：启动后 1.5 秒、封存/删除/导入后 5 秒（防抖）、恢复联网时；也可点顶栏「☁ 云同步」立即同步；</w:t>
+        <w:t>自动同步时机（V1.3.5）：启动后 1.5 秒、封存/删除/导入后 5 秒（防抖）、恢复联网时、</w:t>
+      </w:r>
+      <w:r>
+        <w:rPr>
+          <w:rFonts w:ascii="Arial" w:hAnsi="Arial" w:eastAsia="Microsoft YaHei"/>
+          <w:b/>
+          <w:sz w:val="22"/>
+        </w:rPr>
+        <w:t>切回窗口/回前台/pageshow 约 1.2 秒、页面可见时每 45 秒轮询</w:t>
+      </w:r>
+      <w:r>
+        <w:rPr>
+          <w:rFonts w:ascii="Arial" w:hAnsi="Arial" w:eastAsia="Microsoft YaHei"/>
+          <w:b w:val="0"/>
+          <w:sz w:val="22"/>
+        </w:rPr>
+        <w:t>；也可点顶栏「☁ 云同步」立即同步；</w:t>
+      </w:r>
+    </w:p>
+    <w:p>
+      <w:pPr>
+        <w:pStyle w:val="ListBullet"/>
+      </w:pPr>
+      <w:r>
+        <w:rPr>
+          <w:rFonts w:ascii="Arial" w:hAnsi="Arial" w:eastAsia="Microsoft YaHei"/>
+          <w:b w:val="0"/>
+          <w:sz w:val="22"/>
+        </w:rPr>
+        <w:t>同步请求强制 no-store，不读浏览器缓存；</w:t>
       </w:r>
     </w:p>
     <w:p>
@@ -3224,7 +3539,7 @@
           <w:b w:val="0"/>
           <w:sz w:val="22"/>
         </w:rPr>
-        <w:t>限额：GitHub API 每小时 5000 次（远用不完）；单个同步文件建议 10MB 内（压缩图片约几十张），纯文本几乎无上限。</w:t>
+        <w:t>限额：GitHub API 每小时 5000 次（三端常开每天仅数百次，远用不完）；单个同步文件建议 10MB 内（压缩图片约几十张），纯文本几乎无上限。</w:t>
       </w:r>
     </w:p>
     <w:p>
@@ -3255,7 +3570,7 @@
           <w:b w:val="0"/>
           <w:sz w:val="22"/>
         </w:rPr>
-        <w:t>开 VPN，在已登录 GitHub 的浏览器打开（已自动勾好 gist 权限）：</w:t>
+        <w:t>在能访问 GitHub 的网络下，用已登录 GitHub 的浏览器打开（已自动勾好 gist 权限）：</w:t>
       </w:r>
     </w:p>
     <w:p>
@@ -3278,7 +3593,23 @@
           <w:b w:val="0"/>
           <w:sz w:val="22"/>
         </w:rPr>
-        <w:t xml:space="preserve">过期时间可选"不过期"或 1 年 →  Generate token → 复制 </w:t>
+        <w:t xml:space="preserve">Note 已自动填好；Expiration 建议选 </w:t>
+      </w:r>
+      <w:r>
+        <w:rPr>
+          <w:rFonts w:ascii="Arial" w:hAnsi="Arial" w:eastAsia="Microsoft YaHei"/>
+          <w:b/>
+          <w:sz w:val="22"/>
+        </w:rPr>
+        <w:t>No expiration（永不过期）</w:t>
+      </w:r>
+      <w:r>
+        <w:rPr>
+          <w:rFonts w:ascii="Arial" w:hAnsi="Arial" w:eastAsia="Microsoft YaHei"/>
+          <w:b w:val="0"/>
+          <w:sz w:val="22"/>
+        </w:rPr>
+        <w:t xml:space="preserve">，省事（仅 gist 权限，风险低），介意可选 90 天；其他 scope 一律不勾 → Generate token → 复制 </w:t>
       </w:r>
       <w:r>
         <w:rPr>
@@ -3294,7 +3625,7 @@
           <w:b w:val="0"/>
           <w:sz w:val="22"/>
         </w:rPr>
-        <w:t xml:space="preserve"> 开头的令牌；</w:t>
+        <w:t xml:space="preserve"> 开头的令牌（只显示一次）；</w:t>
       </w:r>
     </w:p>
     <w:p>
@@ -3336,7 +3667,7 @@
           <w:b w:val="0"/>
           <w:sz w:val="22"/>
         </w:rPr>
-        <w:t>其他两台设备重复第 3 步（令牌可共用同一个）。手机上令牌较长，建议微信"文件传输助手"发到手机再粘贴。</w:t>
+        <w:t>其他两台设备重复第 3 步（令牌共用同一个；iPad 主屏幕 App 是独立数据容器，需要在 App 内单独配一次）。手机上令牌较长，建议微信"文件传输助手"发到手机再粘贴。</w:t>
       </w:r>
     </w:p>
     <w:p>
@@ -3367,7 +3698,7 @@
           <w:b w:val="0"/>
           <w:sz w:val="22"/>
         </w:rPr>
-        <w:t>提示"令牌无效"：检查令牌是否完整、是否勾了 gist、是否过期；令牌随时可在 GitHub 吊销重建。</w:t>
+        <w:t>提示"令牌无效 / 401"：令牌没复制全、没勾 gist 或已过期；随时可在 GitHub 吊销重建，本地数据不受影响。</w:t>
       </w:r>
     </w:p>
     <w:p>
@@ -3380,7 +3711,7 @@
           <w:b w:val="0"/>
           <w:sz w:val="22"/>
         </w:rPr>
-        <w:t>提示"解密失败/密码错误"：三端同步密码必须完全一致。</w:t>
+        <w:t>提示"解密失败/密码错误"：三端同步密码必须完全一致（无空格、区分大小写）。</w:t>
       </w:r>
     </w:p>
     <w:p>
@@ -3393,7 +3724,7 @@
           <w:b w:val="0"/>
           <w:sz w:val="22"/>
         </w:rPr>
-        <w:t>同步失败提示网络不通：同步的一瞬间需要联网/VPN；记录动作本身离线可用，联网后自动补传。</w:t>
+        <w:t>同步失败提示网络不通：同步的一瞬间需要能访问 GitHub；记录动作本身离线可用，联网后自动补传。</w:t>
       </w:r>
     </w:p>
     <w:p>
@@ -3407,6 +3738,27 @@
           <w:sz w:val="22"/>
         </w:rPr>
         <w:t>「取消本机同步配置」只删本机令牌与密码，不删本地数据、不删云端 Gist。</w:t>
+      </w:r>
+    </w:p>
+    <w:p>
+      <w:pPr>
+        <w:pStyle w:val="ListBullet"/>
+      </w:pPr>
+      <w:r>
+        <w:rPr>
+          <w:rFonts w:ascii="Arial" w:hAnsi="Arial" w:eastAsia="Microsoft YaHei"/>
+          <w:b/>
+          <w:sz w:val="22"/>
+        </w:rPr>
+        <w:t>零知识架构没有"忘记密码"</w:t>
+      </w:r>
+      <w:r>
+        <w:rPr>
+          <w:rFonts w:ascii="Arial" w:hAnsi="Arial" w:eastAsia="Microsoft YaHei"/>
+          <w:b w:val="0"/>
+          <w:sz w:val="22"/>
+        </w:rPr>
+        <w:t>：密码不可找回（Joplin/Standard Notes 同理），记到安全的地方；忘了就靠 JSON 备份。</w:t>
       </w:r>
     </w:p>
     <w:p>
@@ -3623,6 +3975,56 @@
                 <w:b w:val="0"/>
                 <w:sz w:val="20"/>
               </w:rPr>
+              <w:t>三端云同步（V1.3 起）</w:t>
+            </w:r>
+          </w:p>
+        </w:tc>
+        <w:tc>
+          <w:tcPr>
+            <w:tcW w:type="dxa" w:w="2880"/>
+          </w:tcPr>
+          <w:p>
+            <w:r/>
+            <w:r>
+              <w:rPr>
+                <w:rFonts w:ascii="Arial" w:hAnsi="Arial" w:eastAsia="Microsoft YaHei"/>
+                <w:b w:val="0"/>
+                <w:sz w:val="20"/>
+              </w:rPr>
+              <w:t>生成 gist 令牌（建议永不过期）→ 各端「☁ 云同步」填同一令牌+同一同步密码 → 验证三端互相同步</w:t>
+            </w:r>
+          </w:p>
+        </w:tc>
+        <w:tc>
+          <w:tcPr>
+            <w:tcW w:type="dxa" w:w="2880"/>
+          </w:tcPr>
+          <w:p>
+            <w:r/>
+            <w:r>
+              <w:rPr>
+                <w:rFonts w:ascii="Arial" w:hAnsi="Arial" w:eastAsia="Microsoft YaHei"/>
+                <w:b w:val="0"/>
+                <w:sz w:val="20"/>
+              </w:rPr>
+              <w:t>每台设备一次</w:t>
+            </w:r>
+          </w:p>
+        </w:tc>
+      </w:tr>
+      <w:tr>
+        <w:tc>
+          <w:tcPr>
+            <w:tcW w:type="dxa" w:w="2880"/>
+          </w:tcPr>
+          <w:p>
+            <w:r/>
+            <w:r>
+              <w:rPr>
+                <w:rFonts w:ascii="Arial" w:hAnsi="Arial" w:eastAsia="Microsoft YaHei"/>
+                <w:b w:val="0"/>
+                <w:sz w:val="20"/>
+              </w:rPr>
               <w:t>在新设备上使用</w:t>
             </w:r>
           </w:p>
@@ -3639,7 +4041,7 @@
                 <w:b w:val="0"/>
                 <w:sz w:val="20"/>
               </w:rPr>
-              <w:t>把 index.html 传到设备并用浏览器打开；需要旧数据时执行导入</w:t>
+              <w:t>打开网址装好 PWA；直接配置云同步拉取数据，或用 JSON 导入</w:t>
             </w:r>
           </w:p>
         </w:tc>
@@ -3838,7 +4240,7 @@
           <w:color w:val="666666"/>
           <w:sz w:val="20"/>
         </w:rPr>
-        <w:t>2026-10-29 与产品本人确认，启用情况如下：</w:t>
+        <w:t>2026-10-29 与产品本人确认，2026-10-30 更新启用情况：</w:t>
       </w:r>
     </w:p>
     <w:p>
@@ -4012,7 +4414,36 @@
           <w:b w:val="0"/>
           <w:sz w:val="22"/>
         </w:rPr>
-        <w:t>：仓库 shuieryigoko-del/Inspiration-Inbox，代码与全部文档入库，支持提交历史与版本 tag；Pages 永久网址已生效并启用 PWA。</w:t>
+        <w:t>：仓库 shuieryigoko-del/Inspiration-Inbox，代码与全部文档入库，支持提交历史与版本 tag（v1.0～v1.3.5）；Pages 永久网址已生效并启用 PWA。</w:t>
+      </w:r>
+    </w:p>
+    <w:p>
+      <w:pPr>
+        <w:pStyle w:val="ListBullet"/>
+      </w:pPr>
+      <w:r>
+        <w:rPr>
+          <w:rFonts w:ascii="Arial" w:hAnsi="Arial" w:eastAsia="Microsoft YaHei"/>
+          <w:b w:val="0"/>
+          <w:sz w:val="22"/>
+        </w:rPr>
+        <w:t xml:space="preserve">[x] </w:t>
+      </w:r>
+      <w:r>
+        <w:rPr>
+          <w:rFonts w:ascii="Arial" w:hAnsi="Arial" w:eastAsia="Microsoft YaHei"/>
+          <w:b/>
+          <w:sz w:val="22"/>
+        </w:rPr>
+        <w:t>三端端到端加密云同步——2026-10-30 完成并三端真机验证</w:t>
+      </w:r>
+      <w:r>
+        <w:rPr>
+          <w:rFonts w:ascii="Arial" w:hAnsi="Arial" w:eastAsia="Microsoft YaHei"/>
+          <w:b w:val="0"/>
+          <w:sz w:val="22"/>
+        </w:rPr>
+        <w:t>：Gist 秘密文件 + PBKDF2/AES-GCM；自动回前台/45 秒轮询；LWW + 墓碑合并。定位是"多一份密文副本"，不替代本地 JSON 备份。</w:t>
       </w:r>
     </w:p>
     <w:p>

--- a/docs/05-数据备份指南.docx
+++ b/docs/05-数据备份指南.docx
@@ -28,7 +28,7 @@
           <w:color w:val="666666"/>
           <w:sz w:val="20"/>
         </w:rPr>
-        <w:t>版本：V1.3.5 | 更新日期：2026-10-30</w:t>
+        <w:t>版本：V1.4.2 | 更新日期：2026-10-30</w:t>
       </w:r>
     </w:p>
     <w:p>
@@ -3523,6 +3523,27 @@
       <w:r>
         <w:rPr>
           <w:rFonts w:ascii="Arial" w:hAnsi="Arial" w:eastAsia="Microsoft YaHei"/>
+          <w:b/>
+          <w:sz w:val="22"/>
+        </w:rPr>
+        <w:t>省流提速（V1.4.2）</w:t>
+      </w:r>
+      <w:r>
+        <w:rPr>
+          <w:rFonts w:ascii="Arial" w:hAnsi="Arial" w:eastAsia="Microsoft YaHei"/>
+          <w:b w:val="0"/>
+          <w:sz w:val="22"/>
+        </w:rPr>
+        <w:t>：同步文件随图片增多接近 1MB 时，旧版空闲轮询也要反复整包下载+上传，慢网络下会长时间显示"同步中"。现改为 ETag 304 条件拉取（云端没变只回几百字节）+ 本地状态指纹去重（没变就不上传）；只有真有改动时才传输整包，45 秒轮询因此几乎零开销；</w:t>
+      </w:r>
+    </w:p>
+    <w:p>
+      <w:pPr>
+        <w:pStyle w:val="ListBullet"/>
+      </w:pPr>
+      <w:r>
+        <w:rPr>
+          <w:rFonts w:ascii="Arial" w:hAnsi="Arial" w:eastAsia="Microsoft YaHei"/>
           <w:b w:val="0"/>
           <w:sz w:val="22"/>
         </w:rPr>
